--- a/Graduate_Work.docx
+++ b/Graduate_Work.docx
@@ -32,9 +32,11 @@
             <w:ind w:left="0" w:right="0" w:firstLine="0"/>
             <w:jc w:val="center"/>
           </w:pPr>
-          <w:bookmarkStart w:id="0" w:name="_Toc29106"/>
-          <w:bookmarkStart w:id="1" w:name="_Toc10678"/>
-          <w:bookmarkStart w:id="2" w:name="_Toc21970"/>
+          <w:bookmarkStart w:id="11" w:name="_GoBack"/>
+          <w:bookmarkEnd w:id="11"/>
+          <w:bookmarkStart w:id="0" w:name="_Toc21970"/>
+          <w:bookmarkStart w:id="1" w:name="_Toc29106"/>
+          <w:bookmarkStart w:id="2" w:name="_Toc10678"/>
           <w:r>
             <w:rPr>
               <w:rFonts w:hint="default" w:ascii="Times New Roman" w:hAnsi="Times New Roman" w:eastAsia="SimSun" w:cs="Times New Roman"/>
@@ -1540,8 +1542,8 @@
           <w:szCs w:val="28"/>
         </w:rPr>
       </w:pPr>
-      <w:bookmarkStart w:id="3" w:name="_Toc26115"/>
-      <w:bookmarkStart w:id="4" w:name="_Toc11356"/>
+      <w:bookmarkStart w:id="3" w:name="_Toc11356"/>
+      <w:bookmarkStart w:id="4" w:name="_Toc26115"/>
       <w:r>
         <w:rPr>
           <w:rFonts w:hint="default" w:ascii="Times New Roman" w:hAnsi="Times New Roman" w:cs="Times New Roman"/>
@@ -1649,8 +1651,8 @@
           <w:szCs w:val="28"/>
         </w:rPr>
       </w:pPr>
-      <w:bookmarkStart w:id="7" w:name="_Toc11839"/>
-      <w:bookmarkStart w:id="8" w:name="_Toc27974"/>
+      <w:bookmarkStart w:id="7" w:name="_Toc27974"/>
+      <w:bookmarkStart w:id="8" w:name="_Toc11839"/>
       <w:r>
         <w:rPr>
           <w:rFonts w:hint="default" w:ascii="Times New Roman" w:hAnsi="Times New Roman" w:cs="Times New Roman"/>
@@ -10017,8 +10019,8 @@
           <w:lang w:val="ru-RU" w:eastAsia="ja-JP"/>
         </w:rPr>
       </w:pPr>
-      <w:bookmarkStart w:id="9" w:name="_Toc7505"/>
-      <w:bookmarkStart w:id="10" w:name="_Toc10431"/>
+      <w:bookmarkStart w:id="9" w:name="_Toc10431"/>
+      <w:bookmarkStart w:id="10" w:name="_Toc7505"/>
       <w:r>
         <w:rPr>
           <w:rFonts w:hint="default" w:ascii="Times New Roman" w:hAnsi="Times New Roman" w:eastAsia="Times New Roman" w:cs="Times New Roman"/>
@@ -13083,7 +13085,6 @@
         </w:rPr>
         <w:t xml:space="preserve"> url: </w:t>
       </w:r>
-      <w:bookmarkStart w:id="11" w:name="_GoBack"/>
       <w:r>
         <w:rPr>
           <w:rFonts w:hint="default" w:ascii="Times New Roman" w:hAnsi="Times New Roman" w:eastAsia="MS Mincho"/>
@@ -13150,7 +13151,6 @@
         </w:rPr>
         <w:fldChar w:fldCharType="end"/>
       </w:r>
-      <w:bookmarkEnd w:id="11"/>
       <w:r>
         <w:rPr>
           <w:rFonts w:hint="default" w:ascii="Times New Roman" w:hAnsi="Times New Roman" w:eastAsia="MS Mincho"/>
